--- a/Books-Complete/NonFiction/Aipotu-TheLandOfPersonalPower/Notes_Aipotu-TheLandOfPersonalPower.docx
+++ b/Books-Complete/NonFiction/Aipotu-TheLandOfPersonalPower/Notes_Aipotu-TheLandOfPersonalPower.docx
@@ -10,6 +10,191 @@
         <w:jc w:val="left"/>
       </w:pPr>
       <w:r>
+        <w:t>The Alberta government tried to pass a law, with a clause that said the Supreme Court couldn’t review it. The argument was that the people elected the government to enact the will of the people. This gave the government the legal right to bypass the Supreme Court.</w:t>
+      </w:r>
+    </w:p>
+    <w:p>
+      <w:pPr>
+        <w:autoSpaceDE/>
+        <w:autoSpaceDN/>
+        <w:spacing w:line="240" w:lineRule="auto"/>
+        <w:jc w:val="left"/>
+      </w:pPr>
+    </w:p>
+    <w:p>
+      <w:pPr>
+        <w:autoSpaceDE/>
+        <w:autoSpaceDN/>
+        <w:spacing w:line="240" w:lineRule="auto"/>
+        <w:jc w:val="left"/>
+      </w:pPr>
+      <w:r>
+        <w:t>What would you think if a government could pass any law that could bypass the courts?</w:t>
+      </w:r>
+    </w:p>
+    <w:p>
+      <w:pPr>
+        <w:autoSpaceDE/>
+        <w:autoSpaceDN/>
+        <w:spacing w:line="240" w:lineRule="auto"/>
+        <w:jc w:val="left"/>
+      </w:pPr>
+    </w:p>
+    <w:p>
+      <w:pPr>
+        <w:autoSpaceDE/>
+        <w:autoSpaceDN/>
+        <w:spacing w:line="240" w:lineRule="auto"/>
+        <w:jc w:val="left"/>
+      </w:pPr>
+      <w:r>
+        <w:t>You would get a government that could eliminate voting</w:t>
+      </w:r>
+      <w:r>
+        <w:t>. You would get a dictatorship.</w:t>
+      </w:r>
+    </w:p>
+    <w:p>
+      <w:pPr>
+        <w:autoSpaceDE/>
+        <w:autoSpaceDN/>
+        <w:spacing w:line="240" w:lineRule="auto"/>
+        <w:jc w:val="left"/>
+      </w:pPr>
+    </w:p>
+    <w:p>
+      <w:pPr>
+        <w:autoSpaceDE/>
+        <w:autoSpaceDN/>
+        <w:spacing w:line="240" w:lineRule="auto"/>
+        <w:jc w:val="left"/>
+      </w:pPr>
+      <w:r>
+        <w:t>The Supreme Court is paramount in ensuring that all laws be obeyed.</w:t>
+      </w:r>
+    </w:p>
+    <w:p>
+      <w:pPr>
+        <w:autoSpaceDE/>
+        <w:autoSpaceDN/>
+        <w:spacing w:line="240" w:lineRule="auto"/>
+        <w:jc w:val="left"/>
+      </w:pPr>
+    </w:p>
+    <w:p>
+      <w:pPr>
+        <w:autoSpaceDE/>
+        <w:autoSpaceDN/>
+        <w:spacing w:line="240" w:lineRule="auto"/>
+        <w:jc w:val="left"/>
+      </w:pPr>
+      <w:r>
+        <w:t>And if a law is deemed obsolete, then change it. The courts do not block such action</w:t>
+      </w:r>
+    </w:p>
+    <w:p>
+      <w:pPr>
+        <w:autoSpaceDE/>
+        <w:autoSpaceDN/>
+        <w:spacing w:line="240" w:lineRule="auto"/>
+        <w:jc w:val="left"/>
+      </w:pPr>
+    </w:p>
+    <w:p>
+      <w:pPr>
+        <w:autoSpaceDE/>
+        <w:autoSpaceDN/>
+        <w:spacing w:line="240" w:lineRule="auto"/>
+        <w:jc w:val="left"/>
+      </w:pPr>
+    </w:p>
+    <w:p>
+      <w:pPr>
+        <w:pStyle w:val="StatusMessage"/>
+      </w:pPr>
+      <w:r>
+        <w:rPr>
+          <w:noProof/>
+        </w:rPr>
+        <w:drawing>
+          <wp:inline distT="0" distB="0" distL="0" distR="0">
+            <wp:extent cx="292972" cy="113169"/>
+            <wp:effectExtent l="19050" t="0" r="0" b="0"/>
+            <wp:docPr id="25" name="Picture 3" descr="C:\Users\Burgess\AppData\Local\Microsoft\Windows\Temporary Internet Files\Content.IE5\0LM9LILP\MC900065312[1].wmf"/>
+            <wp:cNvGraphicFramePr>
+              <a:graphicFrameLocks xmlns:a="http://schemas.openxmlformats.org/drawingml/2006/main" noChangeAspect="1"/>
+            </wp:cNvGraphicFramePr>
+            <a:graphic xmlns:a="http://schemas.openxmlformats.org/drawingml/2006/main">
+              <a:graphicData uri="http://schemas.openxmlformats.org/drawingml/2006/picture">
+                <pic:pic xmlns:pic="http://schemas.openxmlformats.org/drawingml/2006/picture">
+                  <pic:nvPicPr>
+                    <pic:cNvPr id="0" name="Picture 3" descr="C:\Users\Burgess\AppData\Local\Microsoft\Windows\Temporary Internet Files\Content.IE5\0LM9LILP\MC900065312[1].wmf"/>
+                    <pic:cNvPicPr>
+                      <a:picLocks noChangeAspect="1" noChangeArrowheads="1"/>
+                    </pic:cNvPicPr>
+                  </pic:nvPicPr>
+                  <pic:blipFill>
+                    <a:blip r:embed="rId4" cstate="print"/>
+                    <a:srcRect/>
+                    <a:stretch>
+                      <a:fillRect/>
+                    </a:stretch>
+                  </pic:blipFill>
+                  <pic:spPr bwMode="auto">
+                    <a:xfrm>
+                      <a:off x="0" y="0"/>
+                      <a:ext cx="294457" cy="113743"/>
+                    </a:xfrm>
+                    <a:prstGeom prst="rect">
+                      <a:avLst/>
+                    </a:prstGeom>
+                    <a:noFill/>
+                    <a:ln w="9525">
+                      <a:noFill/>
+                      <a:miter lim="800000"/>
+                      <a:headEnd/>
+                      <a:tailEnd/>
+                    </a:ln>
+                  </pic:spPr>
+                </pic:pic>
+              </a:graphicData>
+            </a:graphic>
+          </wp:inline>
+        </w:drawing>
+      </w:r>
+    </w:p>
+    <w:p>
+      <w:pPr>
+        <w:autoSpaceDE/>
+        <w:autoSpaceDN/>
+        <w:spacing w:line="240" w:lineRule="auto"/>
+        <w:jc w:val="left"/>
+      </w:pPr>
+    </w:p>
+    <w:p>
+      <w:pPr>
+        <w:autoSpaceDE/>
+        <w:autoSpaceDN/>
+        <w:spacing w:line="240" w:lineRule="auto"/>
+        <w:jc w:val="left"/>
+      </w:pPr>
+    </w:p>
+    <w:p>
+      <w:pPr>
+        <w:autoSpaceDE/>
+        <w:autoSpaceDN/>
+        <w:spacing w:line="240" w:lineRule="auto"/>
+        <w:jc w:val="left"/>
+      </w:pPr>
+    </w:p>
+    <w:p>
+      <w:pPr>
+        <w:autoSpaceDE/>
+        <w:autoSpaceDN/>
+        <w:spacing w:line="240" w:lineRule="auto"/>
+        <w:jc w:val="left"/>
+      </w:pPr>
+      <w:r>
         <w:t>True education gives you the tools needed to live life to the fullest</w:t>
       </w:r>
     </w:p>
@@ -151,43 +336,6 @@
         <w:t>Congress is so strange, a man gets up, says nothing, nobody listens, and then everyone disagrees on what was said. -- Will Rogers</w:t>
       </w:r>
     </w:p>
-    <w:p/>
-    <w:p/>
-    <w:p/>
-    <w:p/>
-    <w:p/>
-    <w:p/>
-    <w:p/>
-    <w:p/>
-    <w:p/>
-    <w:p/>
-    <w:p/>
-    <w:p/>
-    <w:p/>
-    <w:p/>
-    <w:p/>
-    <w:p/>
-    <w:p/>
-    <w:p/>
-    <w:p/>
-    <w:p/>
-    <w:p/>
-    <w:p/>
-    <w:p/>
-    <w:p/>
-    <w:p/>
-    <w:p/>
-    <w:p/>
-    <w:p/>
-    <w:p/>
-    <w:p/>
-    <w:p/>
-    <w:p/>
-    <w:p/>
-    <w:p/>
-    <w:p/>
-    <w:p/>
-    <w:p/>
     <w:p/>
     <w:p/>
     <w:p/>
@@ -544,6 +692,72 @@
       <w:noProof/>
       <w:sz w:val="20"/>
       <w:szCs w:val="20"/>
+    </w:rPr>
+  </w:style>
+  <w:style w:type="paragraph" w:customStyle="1" w:styleId="StatusMessage">
+    <w:name w:val="Status Message"/>
+    <w:basedOn w:val="NoSpacing"/>
+    <w:next w:val="Normal"/>
+    <w:qFormat/>
+    <w:rsid w:val="00B77B14"/>
+    <w:pPr>
+      <w:autoSpaceDE/>
+      <w:autoSpaceDN/>
+      <w:spacing w:after="200"/>
+      <w:contextualSpacing/>
+      <w:jc w:val="center"/>
+    </w:pPr>
+    <w:rPr>
+      <w:rFonts w:ascii="Calibri" w:eastAsia="Calibri" w:hAnsi="Calibri" w:cs="Times New Roman"/>
+      <w:b/>
+      <w:szCs w:val="22"/>
+    </w:rPr>
+  </w:style>
+  <w:style w:type="paragraph" w:styleId="NoSpacing">
+    <w:name w:val="No Spacing"/>
+    <w:uiPriority w:val="1"/>
+    <w:qFormat/>
+    <w:rsid w:val="00B77B14"/>
+    <w:pPr>
+      <w:autoSpaceDE w:val="0"/>
+      <w:autoSpaceDN w:val="0"/>
+      <w:spacing w:after="0" w:line="240" w:lineRule="auto"/>
+      <w:jc w:val="both"/>
+    </w:pPr>
+    <w:rPr>
+      <w:rFonts w:ascii="Arial" w:eastAsia="Times New Roman" w:hAnsi="Arial" w:cs="Arial"/>
+      <w:sz w:val="24"/>
+      <w:szCs w:val="24"/>
+    </w:rPr>
+  </w:style>
+  <w:style w:type="paragraph" w:styleId="BalloonText">
+    <w:name w:val="Balloon Text"/>
+    <w:basedOn w:val="Normal"/>
+    <w:link w:val="BalloonTextChar"/>
+    <w:uiPriority w:val="99"/>
+    <w:semiHidden/>
+    <w:unhideWhenUsed/>
+    <w:rsid w:val="00B77B14"/>
+    <w:pPr>
+      <w:spacing w:line="240" w:lineRule="auto"/>
+    </w:pPr>
+    <w:rPr>
+      <w:rFonts w:ascii="Tahoma" w:hAnsi="Tahoma" w:cs="Tahoma"/>
+      <w:sz w:val="16"/>
+      <w:szCs w:val="16"/>
+    </w:rPr>
+  </w:style>
+  <w:style w:type="character" w:customStyle="1" w:styleId="BalloonTextChar">
+    <w:name w:val="Balloon Text Char"/>
+    <w:basedOn w:val="DefaultParagraphFont"/>
+    <w:link w:val="BalloonText"/>
+    <w:uiPriority w:val="99"/>
+    <w:semiHidden/>
+    <w:rsid w:val="00B77B14"/>
+    <w:rPr>
+      <w:rFonts w:ascii="Tahoma" w:eastAsia="Times New Roman" w:hAnsi="Tahoma" w:cs="Tahoma"/>
+      <w:sz w:val="16"/>
+      <w:szCs w:val="16"/>
     </w:rPr>
   </w:style>
 </w:styles>
